--- a/DAY_23 FEATURE ENGINEERING/Feature Engineering.docx
+++ b/DAY_23 FEATURE ENGINEERING/Feature Engineering.docx
@@ -119,7 +119,19 @@
         <w:rPr>
           <w:rFonts w:ascii="Patrick Hand" w:hAnsi="Patrick Hand"/>
         </w:rPr>
-        <w:t xml:space="preserve">and approach </w:t>
+        <w:t>and approach</w:t>
+      </w:r>
+      <w:r>
+        <w:rPr>
+          <w:rFonts w:ascii="Patrick Hand" w:hAnsi="Patrick Hand"/>
+        </w:rPr>
+        <w:t>es</w:t>
+      </w:r>
+      <w:r>
+        <w:rPr>
+          <w:rFonts w:ascii="Patrick Hand" w:hAnsi="Patrick Hand"/>
+        </w:rPr>
+        <w:t xml:space="preserve"> </w:t>
       </w:r>
       <w:r>
         <w:rPr>
@@ -150,21 +162,7 @@
         <w:rPr>
           <w:rFonts w:ascii="Patrick Hand" w:hAnsi="Patrick Hand"/>
         </w:rPr>
-        <w:t xml:space="preserve">is that important people says if you give messy data to a </w:t>
-      </w:r>
-      <w:proofErr w:type="gramStart"/>
-      <w:r>
-        <w:rPr>
-          <w:rFonts w:ascii="Patrick Hand" w:hAnsi="Patrick Hand"/>
-        </w:rPr>
-        <w:t>Good</w:t>
-      </w:r>
-      <w:proofErr w:type="gramEnd"/>
-      <w:r>
-        <w:rPr>
-          <w:rFonts w:ascii="Patrick Hand" w:hAnsi="Patrick Hand"/>
-        </w:rPr>
-        <w:t xml:space="preserve"> algorithm and structured and well manner </w:t>
+        <w:t xml:space="preserve">is that important people says if you give messy data to a Good algorithm and structured and well manner </w:t>
       </w:r>
       <w:r>
         <w:rPr>
@@ -189,21 +187,7 @@
         <w:rPr>
           <w:rFonts w:ascii="Patrick Hand" w:hAnsi="Patrick Hand"/>
         </w:rPr>
-        <w:t xml:space="preserve">Below </w:t>
-      </w:r>
-      <w:proofErr w:type="gramStart"/>
-      <w:r>
-        <w:rPr>
-          <w:rFonts w:ascii="Patrick Hand" w:hAnsi="Patrick Hand"/>
-        </w:rPr>
-        <w:t>picture  shows</w:t>
-      </w:r>
-      <w:proofErr w:type="gramEnd"/>
-      <w:r>
-        <w:rPr>
-          <w:rFonts w:ascii="Patrick Hand" w:hAnsi="Patrick Hand"/>
-        </w:rPr>
-        <w:t xml:space="preserve"> the parts of feature engineering.</w:t>
+        <w:t>Below picture  shows the parts of feature engineering.</w:t>
       </w:r>
       <w:r>
         <w:rPr>
@@ -1980,21 +1964,7 @@
         <w:rPr>
           <w:rFonts w:ascii="Patrick Hand" w:hAnsi="Patrick Hand"/>
         </w:rPr>
-        <w:t xml:space="preserve">our library to not accept categorical data it </w:t>
-      </w:r>
-      <w:proofErr w:type="gramStart"/>
-      <w:r>
-        <w:rPr>
-          <w:rFonts w:ascii="Patrick Hand" w:hAnsi="Patrick Hand"/>
-        </w:rPr>
-        <w:t>accept</w:t>
-      </w:r>
-      <w:proofErr w:type="gramEnd"/>
-      <w:r>
-        <w:rPr>
-          <w:rFonts w:ascii="Patrick Hand" w:hAnsi="Patrick Hand"/>
-        </w:rPr>
-        <w:t xml:space="preserve"> only numerical data so we have to transform categorical data into numerical data.</w:t>
+        <w:t>our library to not accept categorical data it accept only numerical data so we have to transform categorical data into numerical data.</w:t>
       </w:r>
     </w:p>
     <w:p>
@@ -2079,30 +2049,8 @@
         <w:rPr>
           <w:rFonts w:ascii="Patrick Hand" w:hAnsi="Patrick Hand"/>
         </w:rPr>
-        <w:t xml:space="preserve">As we </w:t>
-      </w:r>
-      <w:proofErr w:type="spellStart"/>
-      <w:r>
-        <w:rPr>
-          <w:rFonts w:ascii="Patrick Hand" w:hAnsi="Patrick Hand"/>
-        </w:rPr>
-        <w:t>cam</w:t>
-      </w:r>
-      <w:proofErr w:type="spellEnd"/>
-      <w:r>
-        <w:rPr>
-          <w:rFonts w:ascii="Patrick Hand" w:hAnsi="Patrick Hand"/>
-        </w:rPr>
-        <w:t xml:space="preserve"> see is given example there are 3 </w:t>
-      </w:r>
-      <w:proofErr w:type="gramStart"/>
-      <w:r>
-        <w:rPr>
-          <w:rFonts w:ascii="Patrick Hand" w:hAnsi="Patrick Hand"/>
-        </w:rPr>
-        <w:t>colour</w:t>
-      </w:r>
-      <w:proofErr w:type="gramEnd"/>
+        <w:t>As we cam see is given example there are 3 colour</w:t>
+      </w:r>
       <w:r>
         <w:rPr>
           <w:rFonts w:ascii="Patrick Hand" w:hAnsi="Patrick Hand"/>
@@ -2349,21 +2297,7 @@
         <w:rPr>
           <w:rFonts w:ascii="Patrick Hand" w:hAnsi="Patrick Hand"/>
         </w:rPr>
-        <w:t xml:space="preserve">After all </w:t>
-      </w:r>
-      <w:proofErr w:type="spellStart"/>
-      <w:r>
-        <w:rPr>
-          <w:rFonts w:ascii="Patrick Hand" w:hAnsi="Patrick Hand"/>
-        </w:rPr>
-        <w:t>the+C+I</w:t>
-      </w:r>
-      <w:proofErr w:type="spellEnd"/>
-      <w:r>
-        <w:rPr>
-          <w:rFonts w:ascii="Patrick Hand" w:hAnsi="Patrick Hand"/>
-        </w:rPr>
-        <w:t xml:space="preserve"> transformation we are giving our tatu to the model. But the scale between one model is vary so what me do is we Convert them into a range most of time -1 to 1.</w:t>
+        <w:t>After all the+C+I transformation we are giving our tatu to the model. But the scale between one model is vary so what me do is we Convert them into a range most of time -1 to 1.</w:t>
       </w:r>
     </w:p>
     <w:p>
@@ -3536,21 +3470,7 @@
         <w:rPr>
           <w:rFonts w:ascii="Patrick Hand" w:hAnsi="Patrick Hand"/>
         </w:rPr>
-        <w:t xml:space="preserve">In the example You can see that we had 2 existing columns sib and Parch means Siblings and Parent child relationship so we merged both columns any created a </w:t>
-      </w:r>
-      <w:proofErr w:type="gramStart"/>
-      <w:r>
-        <w:rPr>
-          <w:rFonts w:ascii="Patrick Hand" w:hAnsi="Patrick Hand"/>
-        </w:rPr>
-        <w:t>single columns</w:t>
-      </w:r>
-      <w:proofErr w:type="gramEnd"/>
-      <w:r>
-        <w:rPr>
-          <w:rFonts w:ascii="Patrick Hand" w:hAnsi="Patrick Hand"/>
-        </w:rPr>
-        <w:t xml:space="preserve"> called family.</w:t>
+        <w:t>In the example You can see that we had 2 existing columns sib and Parch means Siblings and Parent child relationship so we merged both columns any created a single columns called family.</w:t>
       </w:r>
     </w:p>
     <w:p>
@@ -3608,21 +3528,7 @@
         <w:rPr>
           <w:rFonts w:ascii="Patrick Hand" w:hAnsi="Patrick Hand"/>
         </w:rPr>
-        <w:t xml:space="preserve">data to the model me to not give all the </w:t>
-      </w:r>
-      <w:proofErr w:type="gramStart"/>
-      <w:r>
-        <w:rPr>
-          <w:rFonts w:ascii="Patrick Hand" w:hAnsi="Patrick Hand"/>
-        </w:rPr>
-        <w:t>columns</w:t>
-      </w:r>
-      <w:proofErr w:type="gramEnd"/>
-      <w:r>
-        <w:rPr>
-          <w:rFonts w:ascii="Patrick Hand" w:hAnsi="Patrick Hand"/>
-        </w:rPr>
-        <w:t xml:space="preserve"> we select important input columns and then we give it to</w:t>
+        <w:t>data to the model me to not give all the columns we select important input columns and then we give it to</w:t>
       </w:r>
       <w:r>
         <w:rPr>
@@ -3697,15 +3603,6 @@
     </w:p>
     <w:p>
       <w:pPr>
-        <w:ind w:firstLine="720"/>
-        <w:rPr>
-          <w:rFonts w:ascii="Patrick Hand" w:hAnsi="Patrick Hand"/>
-        </w:rPr>
-      </w:pPr>
-    </w:p>
-    <w:p>
-      <w:pPr>
-        <w:ind w:firstLine="720"/>
         <w:rPr>
           <w:rFonts w:ascii="Patrick Hand" w:hAnsi="Patrick Hand"/>
         </w:rPr>
@@ -4652,6 +4549,7 @@
   <w:style w:type="character" w:default="1" w:styleId="DefaultParagraphFont">
     <w:name w:val="Default Paragraph Font"/>
     <w:uiPriority w:val="1"/>
+    <w:semiHidden/>
     <w:unhideWhenUsed/>
   </w:style>
   <w:style w:type="table" w:default="1" w:styleId="TableNormal">
@@ -5027,7 +4925,7 @@
     </inkml:brush>
   </inkml:definitions>
   <inkml:trace contextRef="#ctx0" brushRef="#br0">95 558 0 0 0,'9'-9'874'0'0,"0"-8"9"0"0,-9 15-298 0 0,-8-6-35 0 0,-25 6-536 0 0,29 2-16 0 0,-13 5-13 0 0,14-4 6 0 0,0 0 0 0 0,0 0 0 0 0,0 1 0 0 0,0-1 0 0 0,0 1 0 0 0,1 0 0 0 0,-1 0 0 0 0,0 0 0 0 0,1 0 0 0 0,0 1 0 0 0,-1-1-1 0 0,-3 5 1 0 0,5-5-30 0 0,-6 17-75 0 0,6-18 96 0 0,1 0 0 0 0,-1 0-1 0 0,1-1 1 0 0,0 1-1 0 0,0 0 1 0 0,-1 0-1 0 0,1-1 1 0 0,0 1-1 0 0,0 0 1 0 0,0 0-1 0 0,0 0 1 0 0,0 0-1 0 0,0-1 1 0 0,0 1-1 0 0,0 0 1 0 0,0 0-1 0 0,1 0 1 0 0,-1-1-1 0 0,0 1 1 0 0,0 0-1 0 0,1 0 1 0 0,-1-1-1 0 0,1 2 1 0 0,47 1-69 0 0,-45-3 96 0 0,1 1-10 0 0,9 0 0 0 0,-4-1 2 0 0,-6 0-1 0 0,23 7 4 0 0,-3 2 8 0 0,-20-8-15 0 0,11 5-10 0 0,4 13 5 0 0,-16-17 4 0 0,-1 1-1 0 0,1-1 1 0 0,-1 0 0 0 0,1 1 0 0 0,-1-1 0 0 0,0 1-1 0 0,0 0 1 0 0,0-1 0 0 0,0 1 0 0 0,0 0 0 0 0,-1 0-1 0 0,1 0 1 0 0,-1-1 0 0 0,1 1 0 0 0,-1 0 0 0 0,0 0-1 0 0,-1 0 1 0 0,1 0 0 0 0,0-1 0 0 0,-2 4 0 0 0,2-1 1 0 0,0-3-3 0 0,-13 22-7 0 0,11-22 13 0 0,-1 0 0 0 0,0 1 0 0 0,0-1 0 0 0,0 0-1 0 0,0 0 1 0 0,0-1 0 0 0,-1 1 0 0 0,-4 1-1 0 0,5-2-5 0 0,-30 3 16 0 0,31-3-3 0 0,-3-1-2 0 0,-59 3-17 0 0,59-3 5 0 0,2 0-42 0 0,-12 1-1180 0 0</inkml:trace>
-  <inkml:trace contextRef="#ctx0" brushRef="#br0" timeOffset="320.21">413 614 0 0 0,'0'0'878'0'0,"0"3"-797"0"0,0 5-23 0 0,0 1-1 0 0,-1 0 1 0 0,0-1-1 0 0,-3 16 0 0 0,1-15-44 0 0,2 1 0 0 0,-1-1-1 0 0,1 1 1 0 0,1 13-1 0 0,-4-10-853 0 0</inkml:trace>
+  <inkml:trace contextRef="#ctx0" brushRef="#br0" timeOffset="320.2">413 614 0 0 0,'0'0'878'0'0,"0"3"-797"0"0,0 5-23 0 0,0 1-1 0 0,-1 0 1 0 0,0-1-1 0 0,-3 16 0 0 0,1-15-44 0 0,2 1 0 0 0,-1-1-1 0 0,1 1 1 0 0,1 13-1 0 0,-4-10-853 0 0</inkml:trace>
   <inkml:trace contextRef="#ctx0" brushRef="#br0" timeOffset="738.05">446 485 0 0 0,'0'0'1385'0'0</inkml:trace>
   <inkml:trace contextRef="#ctx0" brushRef="#br0" timeOffset="1351.02">627 534 0 0 0,'0'0'1482'0'0,"-8"25"-1362"0"0,-1 22-63 0 0,2-19-47 0 0,2 1 0 0 0,1-1-1 0 0,1 1 1 0 0,1-1 0 0 0,3 32 0 0 0,-1-55-10 0 0,1 1 1 0 0,-1-1-1 0 0,1 0 1 0 0,0 0-1 0 0,1 0 1 0 0,-1 0-1 0 0,1 0 1 0 0,0 0-1 0 0,0 0 1 0 0,1 0-1 0 0,0-1 1 0 0,5 9-1 0 0,-7-13 0 0 0,3 4-3 0 0,7 2 6 0 0,-8-5-6 0 0,0 1 0 0 0,-1-1-1 0 0,1 0 1 0 0,0 0 0 0 0,-1 0 0 0 0,1 0 0 0 0,0-1 0 0 0,0 1 0 0 0,0-1 0 0 0,0 0 0 0 0,0 1 0 0 0,0-1 0 0 0,3-1 0 0 0,2 0-6 0 0,-4 1-15 0 0,0 0 0 0 0,0 0 0 0 0,0-1-1 0 0,0 1 1 0 0,0-1 0 0 0,0 0 0 0 0,-1 0 0 0 0,1 0-1 0 0,6-4 1 0 0,-8 4-11 0 0,14-20-51 0 0,-14 16 112 0 0,-1-1 0 0 0,1 1 0 0 0,-1-1 1 0 0,0 1-1 0 0,0-1 0 0 0,0 1 1 0 0,-1-1-1 0 0,0 0 0 0 0,0 1 0 0 0,0-1 1 0 0,-1 1-1 0 0,0-1 0 0 0,-2-7 0 0 0,2 11 7 0 0,1 0-29 0 0,0 1 0 0 0,-1-1 0 0 0,1 0 0 0 0,-1 0 0 0 0,0 0 0 0 0,0 1 0 0 0,0-1 0 0 0,0 1 0 0 0,0-1 0 0 0,0 0-1 0 0,0 1 1 0 0,0 0 0 0 0,-1-1 0 0 0,1 1 0 0 0,0 0 0 0 0,-1-1 0 0 0,1 1 0 0 0,-1 0 0 0 0,0 0 0 0 0,1 0 0 0 0,-1 1 0 0 0,0-1-1 0 0,1 0 1 0 0,-1 1 0 0 0,0-1 0 0 0,0 1 0 0 0,-3-1 0 0 0,1 0-40 0 0,-1 1 0 0 0,0 0 0 0 0,0 0 0 0 0,0 0 1 0 0,0 0-1 0 0,0 1 0 0 0,0 0 0 0 0,1 0 0 0 0,-1 0 0 0 0,0 1 0 0 0,1-1 0 0 0,-1 1 0 0 0,1 0 0 0 0,-1 0 1 0 0,1 1-1 0 0,0 0 0 0 0,0-1 0 0 0,0 1 0 0 0,-6 6 0 0 0,9-7-129 0 0</inkml:trace>
   <inkml:trace contextRef="#ctx0" brushRef="#br0" timeOffset="2896.46">1101 642 0 0 0,'0'0'538'0'0,"-2"-9"1417"0"0,-3 36-1940 0 0,-5 16-14 0 0,4-20-3 0 0,5-17 2 0 0,-8 12-1 0 0,7-13-3 0 0,-11 26-2 0 0,9-20-34 0 0,4-11 38 0 0,0 0 0 0 0,0 0 0 0 0,0 0 0 0 0,0 0 0 0 0,0 0 1 0 0,0 0-1 0 0,0 0 0 0 0,0 0 0 0 0,0 0 0 0 0,0 0 0 0 0,0 0 0 0 0,0 0 0 0 0,0 0 0 0 0,1-1 0 0 0,-1 1 1 0 0,0 0-1 0 0,0 0 0 0 0,0 0 0 0 0,0 0 0 0 0,0 0 0 0 0,0 0 0 0 0,0 0 0 0 0,0 0 0 0 0,0 0 0 0 0,0 0 0 0 0,0 0 1 0 0,0 0-1 0 0,0 0 0 0 0,1 0 0 0 0,-1 0 0 0 0,0 0 0 0 0,0 0 0 0 0,0 0 0 0 0,0 0 0 0 0,0 0 0 0 0,0 0 1 0 0,0 1-1 0 0,0-1 0 0 0,0 0 0 0 0,0 0 0 0 0,0 0 0 0 0,0 0 0 0 0,0 0 0 0 0,0 0 0 0 0,0 0 0 0 0,1 0 0 0 0,-1 0 1 0 0,0 0-1 0 0,0 0 0 0 0,1-1 5 0 0,2-4-1 0 0,4-30 3 0 0,10-24 35 0 0,-14 46-15 0 0,1 1-1 0 0,1-1 1 0 0,0 1 0 0 0,1 0-1 0 0,0 0 1 0 0,1 1 0 0 0,0 0-1 0 0,1 0 1 0 0,12-13 0 0 0,-17 21-27 0 0,0 0 1 0 0,0 1 0 0 0,0-1-1 0 0,1 1 1 0 0,-1 0 0 0 0,0 0-1 0 0,1 1 1 0 0,-1-1 0 0 0,1 0-1 0 0,0 1 1 0 0,-1 0 0 0 0,5-1-1 0 0,-5 2-2 0 0,0-1-44 0 0,2 1-37 0 0,-3 1 90 0 0,30 6-183 0 0,-31-6 163 0 0,0-1 0 0 0,0 1 0 0 0,0 0 0 0 0,0-1 0 0 0,0 1 0 0 0,0 0 0 0 0,0 0 0 0 0,0 0 1 0 0,0 0-1 0 0,0 0 0 0 0,0 0 0 0 0,0 0 0 0 0,-1 0 0 0 0,1 0 0 0 0,0 0 0 0 0,-1 0 0 0 0,1 0 1 0 0,-1 0-1 0 0,1 1 0 0 0,-1-1 0 0 0,0 0 0 0 0,0 0 0 0 0,1 1 0 0 0,-1-1 0 0 0,0 0 0 0 0,0 1 1 0 0,0-1-1 0 0,-1 2 0 0 0,1 0 0 0 0,0 1 1 0 0,-1-1-1 0 0,0 1 1 0 0,0-1-1 0 0,0 0 1 0 0,0 1-1 0 0,0-1 1 0 0,-1 0 0 0 0,1 0-1 0 0,-1 0 1 0 0,0 0-1 0 0,0 0 1 0 0,0 0-1 0 0,-1 0 1 0 0,1-1-1 0 0,-1 1 1 0 0,1-1-1 0 0,-1 1 1 0 0,0-1-1 0 0,0 0 1 0 0,0 0 0 0 0,0-1-1 0 0,0 1 1 0 0,0-1-1 0 0,0 1 1 0 0,-1-1-1 0 0,-5 2 1 0 0,6-3 5 0 0,-1 0 1 0 0,-14-1 2 0 0,13 1 2 0 0,-12-3-2 0 0,15 3-29 0 0,0 0 1 0 0,0-1-1 0 0,0 1 0 0 0,0-1 1 0 0,0 1-1 0 0,1-1 0 0 0,-1 0 1 0 0,0 0-1 0 0,1 0 0 0 0,-1 0 1 0 0,0 0-1 0 0,1 0 0 0 0,-1 0 0 0 0,1 0 1 0 0,-1-1-1 0 0,1 1 0 0 0,0 0 1 0 0,0-1-1 0 0,-2-2 0 0 0,2 3-122 0 0,2-10-143 0 0,-1 9 185 0 0</inkml:trace>
@@ -5484,7 +5382,7 @@
     </inkml:brush>
   </inkml:definitions>
   <inkml:trace contextRef="#ctx0" brushRef="#br0">0 133 0 0 0,'0'0'1372'0'0,"18"-23"104"0"0,-12 21-1474 0 0,1 0 1 0 0,-1 0 0 0 0,1 0 0 0 0,-1 1-1 0 0,1 0 1 0 0,0 0 0 0 0,0 1-1 0 0,-1 0 1 0 0,1 0 0 0 0,0 0-1 0 0,7 2 1 0 0,19 0-329 0 0,-29-2 237 0 0,15 0-65 0 0,-15 0 94 0 0,1 0-38 0 0,6-3 33 0 0,-4-14 109 0 0,-7 15-13 0 0,0-14 125 0 0,7-36 812 0 0,-7 50-618 0 0,-1-9 277 0 0,-5 24-663 0 0,-1-1-1 0 0,0-1 1 0 0,-1 1-1 0 0,-9 10 0 0 0,12-16 23 0 0,1 0 0 0 0,1 0 0 0 0,-1 0-1 0 0,1 1 1 0 0,0-1 0 0 0,-2 8 0 0 0,-11 20-29 0 0,2-9-119 0 0,2 0 0 0 0,-16 48 0 0 0,0-2-712 0 0,27-69 964 0 0,-2-3-24 0 0,-5-3 1026 0 0,18 3-706 0 0,-6 1-370 0 0,15 1-57 0 0,67 13-813 0 0,-66-10 142 0 0,-1 0 1 0 0,33 1-1 0 0,-49-5-161 0 0</inkml:trace>
-  <inkml:trace contextRef="#ctx0" brushRef="#br0" timeOffset="1032.85">200 613 0 0 0,'0'-1'339'0'0,"-1"-1"0"0"0,0 1 1 0 0,0 0-1 0 0,1-1 0 0 0,-1 1 0 0 0,1 0 0 0 0,0-1 0 0 0,-1 1 1 0 0,1-1-1 0 0,0 1 0 0 0,0-1 0 0 0,0 1 0 0 0,0-1 0 0 0,0 1 1 0 0,0-2-1 0 0,25-1-475 0 0,45 1-1 0 0,-67 3 100 0 0,0 0 16 0 0,0 1 1 0 0,0-1 0 0 0,0 0-1 0 0,0 0 1 0 0,0 0-1 0 0,0 0 1 0 0,0 0 0 0 0,0-1-1 0 0,0 1 1 0 0,0-1-1 0 0,-1 0 1 0 0,1 0 0 0 0,0 0-1 0 0,0 0 1 0 0,-1-1-1 0 0,1 1 1 0 0,-1 0 0 0 0,1-1-1 0 0,-1 0 1 0 0,0 0-1 0 0,1 0 1 0 0,-1 0 0 0 0,0 0-1 0 0,0 0 1 0 0,0 0-1 0 0,-1-1 1 0 0,1 1 0 0 0,1-4-1 0 0,-3 4 12 0 0,3-45 52 0 0,-43 115-17 0 0,28-47-88 0 0,1 1 1 0 0,-12 34 0 0 0,-4 8-108 0 0,22-50 42 0 0,0 0 1 0 0,0 0-1 0 0,1 1 1 0 0,1-1-1 0 0,1 1 0 0 0,0 0 1 0 0,0 0-1 0 0,2 17 0 0 0,0-30 90 0 0,0-1-1 0 0,0 1 1 0 0,0 0-1 0 0,0 0 1 0 0,0 0-1 0 0,-1-1 1 0 0,1 1-1 0 0,-1 0 0 0 0,1 0 1 0 0,-1-1-1 0 0,0 1 1 0 0,-1 2-1 0 0,2-3 27 0 0,-1-1-1 0 0,1 1 1 0 0,-1-1-1 0 0,1 1 0 0 0,-1-1 1 0 0,1 0-1 0 0,-1 1 1 0 0,1-1-1 0 0,-1 0 0 0 0,0 1 1 0 0,1-1-1 0 0,-1 0 1 0 0,0 0-1 0 0,1 0 0 0 0,-1 0 1 0 0,1 1-1 0 0,-1-1 1 0 0,0 0-1 0 0,1 0 0 0 0,-1 0 1 0 0,0 0-1 0 0,1 0 1 0 0,-2-1-1 0 0,-3 0 20 0 0,0-1-1 0 0,0 0 1 0 0,0 0 0 0 0,1-1 0 0 0,-1 1-1 0 0,-7-6 1 0 0,-3-2 254 0 0,13 9-163 0 0,-3-7 1457 0 0,39 13-1613 0 0,1 1 0 0 0,37 13-1 0 0,-32-8-1265 0 0,49 6-1 0 0,-55-11 496 0 0,-18-3 504 0 0</inkml:trace>
+  <inkml:trace contextRef="#ctx0" brushRef="#br0" timeOffset="1032.84">200 613 0 0 0,'0'-1'339'0'0,"-1"-1"0"0"0,0 1 1 0 0,0 0-1 0 0,1-1 0 0 0,-1 1 0 0 0,1 0 0 0 0,0-1 0 0 0,-1 1 1 0 0,1-1-1 0 0,0 1 0 0 0,0-1 0 0 0,0 1 0 0 0,0-1 0 0 0,0 1 1 0 0,0-2-1 0 0,25-1-475 0 0,45 1-1 0 0,-67 3 100 0 0,0 0 16 0 0,0 1 1 0 0,0-1 0 0 0,0 0-1 0 0,0 0 1 0 0,0 0-1 0 0,0 0 1 0 0,0 0 0 0 0,0-1-1 0 0,0 1 1 0 0,0-1-1 0 0,-1 0 1 0 0,1 0 0 0 0,0 0-1 0 0,0 0 1 0 0,-1-1-1 0 0,1 1 1 0 0,-1 0 0 0 0,1-1-1 0 0,-1 0 1 0 0,0 0-1 0 0,1 0 1 0 0,-1 0 0 0 0,0 0-1 0 0,0 0 1 0 0,0 0-1 0 0,-1-1 1 0 0,1 1 0 0 0,1-4-1 0 0,-3 4 12 0 0,3-45 52 0 0,-43 115-17 0 0,28-47-88 0 0,1 1 1 0 0,-12 34 0 0 0,-4 8-108 0 0,22-50 42 0 0,0 0 1 0 0,0 0-1 0 0,1 1 1 0 0,1-1-1 0 0,1 1 0 0 0,0 0 1 0 0,0 0-1 0 0,2 17 0 0 0,0-30 90 0 0,0-1-1 0 0,0 1 1 0 0,0 0-1 0 0,0 0 1 0 0,0 0-1 0 0,-1-1 1 0 0,1 1-1 0 0,-1 0 0 0 0,1 0 1 0 0,-1-1-1 0 0,0 1 1 0 0,-1 2-1 0 0,2-3 27 0 0,-1-1-1 0 0,1 1 1 0 0,-1-1-1 0 0,1 1 0 0 0,-1-1 1 0 0,1 0-1 0 0,-1 1 1 0 0,1-1-1 0 0,-1 0 0 0 0,0 1 1 0 0,1-1-1 0 0,-1 0 1 0 0,0 0-1 0 0,1 0 0 0 0,-1 0 1 0 0,1 1-1 0 0,-1-1 1 0 0,0 0-1 0 0,1 0 0 0 0,-1 0 1 0 0,0 0-1 0 0,1 0 1 0 0,-2-1-1 0 0,-3 0 20 0 0,0-1-1 0 0,0 0 1 0 0,0 0 0 0 0,1-1 0 0 0,-1 1-1 0 0,-7-6 1 0 0,-3-2 254 0 0,13 9-163 0 0,-3-7 1457 0 0,39 13-1613 0 0,1 1 0 0 0,37 13-1 0 0,-32-8-1265 0 0,49 6-1 0 0,-55-11 496 0 0,-18-3 504 0 0</inkml:trace>
   <inkml:trace contextRef="#ctx0" brushRef="#br0" timeOffset="3115.11">435 1187 0 0 0,'0'0'2020'0'0,"4"-13"-983"0"0,2 7-937 0 0,1 1 0 0 0,-1-1-1 0 0,1 1 1 0 0,0 1-1 0 0,0-1 1 0 0,1 1-1 0 0,-1 1 1 0 0,1-1-1 0 0,13-3 1 0 0,-19 6-102 0 0,1 1 0 0 0,-1-1 1 0 0,1 1-1 0 0,0-1 0 0 0,-1 1 1 0 0,1 0-1 0 0,-1 0 0 0 0,1 1 0 0 0,-1-1 1 0 0,1 0-1 0 0,0 1 0 0 0,-1 0 1 0 0,3 0-1 0 0,-3 0-20 0 0,-7 28-260 0 0,4-25 254 0 0,-1 0-1 0 0,1 0 1 0 0,-1 0 0 0 0,0-1-1 0 0,0 1 1 0 0,-4 4-1 0 0,-7 12-116 0 0,12-19 152 0 0,-1 1-1 0 0,1-1 0 0 0,-1 0 0 0 0,1 1 0 0 0,-1-1 0 0 0,0 0 0 0 0,1 0 1 0 0,-1 0-1 0 0,0 0 0 0 0,0 0 0 0 0,-1 0 0 0 0,-8 5 998 0 0,11-6-994 0 0,0 0 0 0 0,0 1 0 0 0,0-1-1 0 0,0 0 1 0 0,0 0 0 0 0,0 1 0 0 0,0-1 0 0 0,0 0 0 0 0,0 0 0 0 0,0 1 0 0 0,1-1 0 0 0,-1 0 0 0 0,0 0 0 0 0,0 1-1 0 0,0-1 1 0 0,0 0 0 0 0,0 0 0 0 0,1 0 0 0 0,-1 1 0 0 0,0-1 0 0 0,0 0 0 0 0,0 0 0 0 0,1 0 0 0 0,-1 0 0 0 0,0 1-1 0 0,0-1 1 0 0,1 0 0 0 0,-1 0 0 0 0,0 0 0 0 0,0 0 0 0 0,0 0 0 0 0,1 0 0 0 0,-1 0 0 0 0,0 0 0 0 0,1 0 0 0 0,-1 0 0 0 0,0 0-1 0 0,0 0 1 0 0,1 0 0 0 0,-1 0 0 0 0,3 1 75 0 0,13 36-185 0 0,-15-32 93 0 0,1 1-1 0 0,-1 0 1 0 0,-1-1 0 0 0,1 1-1 0 0,-1 0 1 0 0,0 0 0 0 0,0-1 0 0 0,-1 1-1 0 0,0 0 1 0 0,-1 7 0 0 0,1-11 4 0 0,0 1 0 0 0,0-1-1 0 0,0 0 1 0 0,0 0 0 0 0,0 1 0 0 0,0-1 0 0 0,-1 0 0 0 0,1 0 0 0 0,-1 0-1 0 0,1 0 1 0 0,-1-1 0 0 0,0 1 0 0 0,0 0 0 0 0,0-1 0 0 0,0 1 0 0 0,0-1-1 0 0,0 0 1 0 0,0 1 0 0 0,0-1 0 0 0,-1 0 0 0 0,1 0 0 0 0,0-1 0 0 0,-1 1-1 0 0,1 0 1 0 0,-1-1 0 0 0,1 1 0 0 0,-5-1 0 0 0,-5 0-52 0 0,0 0 0 0 0,0 0 0 0 0,0-2 1 0 0,0 1-1 0 0,0-2 0 0 0,0 1 0 0 0,0-2 0 0 0,1 0 1 0 0,-1 0-1 0 0,1-1 0 0 0,0 0 0 0 0,-14-10 0 0 0,21 13-137 0 0,1-1-1 0 0,0-1 0 0 0,0 1 0 0 0,0 0 0 0 0,1-1 0 0 0,-1 1 1 0 0,1-1-1 0 0,0 0 0 0 0,0 0 0 0 0,0 1 0 0 0,-2-6 0 0 0,-1-10-1136 0 0</inkml:trace>
 </inkml:ink>
 </file>
@@ -5548,7 +5446,7 @@
     </inkml:brush>
   </inkml:definitions>
   <inkml:trace contextRef="#ctx0" brushRef="#br0">181 207 0 0 0,'0'0'385'0'0,"17"-6"282"0"0,-8 1-445 0 0,35-21 424 0 0,-41 25-633 0 0,0-1 0 0 0,0 1 0 0 0,0-1 0 0 0,0 1 1 0 0,0 0-1 0 0,1 1 0 0 0,-1-1 0 0 0,0 1 0 0 0,0-1 1 0 0,1 1-1 0 0,-1 0 0 0 0,6 0 0 0 0,-7 1-7 0 0,-1 0 0 0 0,1 0 0 0 0,0 0 0 0 0,0 1 0 0 0,-1-1 0 0 0,1 0 0 0 0,0 1 0 0 0,-1-1 0 0 0,0 1 0 0 0,1-1 0 0 0,-1 1 0 0 0,0-1 0 0 0,0 1 0 0 0,1 0 0 0 0,-2 0 0 0 0,1 0 0 0 0,0 0 0 0 0,0 0 0 0 0,0 0 0 0 0,-1 0 0 0 0,1 0 0 0 0,-1 3 0 0 0,6 46-19 0 0,-7-40 16 0 0,0 0 1 0 0,-1 0 0 0 0,0 0-1 0 0,-1 0 1 0 0,0-1-1 0 0,-1 1 1 0 0,0-1 0 0 0,0 0-1 0 0,-11 18 1 0 0,0-4-7 0 0,-1-1-1 0 0,-32 35 1 0 0,41-50-20 0 0,0 0 0 0 0,-1 0-1 0 0,0-1 1 0 0,-1 0 0 0 0,0 0 0 0 0,0-1-1 0 0,0 0 1 0 0,-1 0 0 0 0,1-1 0 0 0,-20 6-1 0 0,27-10 38 0 0,-1 0 0 0 0,0 0-1 0 0,0-1 1 0 0,0 0 0 0 0,1 1-1 0 0,-1-1 1 0 0,0 0 0 0 0,0 0 0 0 0,0 0-1 0 0,0-1 1 0 0,1 1 0 0 0,-1-1-1 0 0,0 0 1 0 0,0 0 0 0 0,1 1-1 0 0,-1-2 1 0 0,0 1 0 0 0,1 0-1 0 0,-1 0 1 0 0,-2-3 0 0 0,2 1 39 0 0,0-1 1 0 0,0 1 0 0 0,0 0 0 0 0,0-1 0 0 0,1 1-1 0 0,0-1 1 0 0,0 0 0 0 0,0 0 0 0 0,0 0-1 0 0,0 0 1 0 0,1 0 0 0 0,-1-5 0 0 0,-1-7 110 0 0,0 0 0 0 0,1 0-1 0 0,1-1 1 0 0,1 1 0 0 0,2-28 0 0 0,-1 33-160 0 0,0 0-1 0 0,1-1 1 0 0,1 1-1 0 0,0 0 1 0 0,5-13-1 0 0,-6 20-64 0 0,0 0-1 0 0,0 0 1 0 0,0 1-1 0 0,0-1 1 0 0,1 0 0 0 0,0 1-1 0 0,0 0 1 0 0,0 0-1 0 0,0 0 1 0 0,0 0 0 0 0,1 0-1 0 0,-1 0 1 0 0,1 1-1 0 0,0 0 1 0 0,-1 0 0 0 0,6-2-1 0 0,-3 3-121 0 0,1 0 1 0 0,-1 1-1 0 0,1 0 1 0 0,0 0-1 0 0,-1 0 0 0 0,1 1 1 0 0,-1 0-1 0 0,1 0 0 0 0,-1 1 1 0 0,9 3-1 0 0,-13-5 76 0 0,13 4-384 0 0</inkml:trace>
-  <inkml:trace contextRef="#ctx0" brushRef="#br0" timeOffset="643.05">309 745 0 0 0,'8'-6'167'0'0,"1"1"1"0"0,-1 0-1 0 0,1 1 1 0 0,-1 0-1 0 0,1 0 1 0 0,0 1-1 0 0,11-2 1 0 0,-14 4-130 0 0,0 0 0 0 0,-1 1 1 0 0,1-1-1 0 0,0 1 0 0 0,0 1 0 0 0,0-1 1 0 0,0 1-1 0 0,0 0 0 0 0,-1 0 0 0 0,1 1 1 0 0,0 0-1 0 0,5 2 0 0 0,-9-3-36 0 0,0 0 0 0 0,0 0 0 0 0,-1 0 0 0 0,1 0 0 0 0,0 1 0 0 0,-1-1 0 0 0,1 0 1 0 0,-1 1-1 0 0,1 0 0 0 0,-1-1 0 0 0,1 1 0 0 0,-1 0 0 0 0,0-1 0 0 0,0 1 0 0 0,0 0 0 0 0,0 0 0 0 0,0 0 0 0 0,-1 0 0 0 0,1 0 0 0 0,0 0 0 0 0,-1 0 0 0 0,0 0 0 0 0,1 0 1 0 0,-1 3-1 0 0,0-1 0 0 0,0 0 1 0 0,0 1-1 0 0,0-1 0 0 0,-1 0 1 0 0,0 0-1 0 0,0 0 1 0 0,0 0-1 0 0,0 0 1 0 0,-1 0-1 0 0,-3 7 1 0 0,-5 4 7 0 0,0-1 0 0 0,0-1 0 0 0,-2 0 0 0 0,0 0 1 0 0,0-1-1 0 0,-1-1 0 0 0,-25 18 0 0 0,15-14 22 0 0,0-1-1 0 0,0-1 1 0 0,-2-1-1 0 0,-28 10 1 0 0,14-12 477 0 0,36-9 1021 0 0,37-21-842 0 0,-17 13-773 0 0,0 0 1 0 0,24-5-1 0 0,19-8-651 0 0,-41 11 220 0 0,0 0 0 0 0,-1-1-1 0 0,0 0 1 0 0,25-21 0 0 0,-21 13-469 0 0</inkml:trace>
+  <inkml:trace contextRef="#ctx0" brushRef="#br0" timeOffset="643.04">309 745 0 0 0,'8'-6'167'0'0,"1"1"1"0"0,-1 0-1 0 0,1 1 1 0 0,-1 0-1 0 0,1 0 1 0 0,0 1-1 0 0,11-2 1 0 0,-14 4-130 0 0,0 0 0 0 0,-1 1 1 0 0,1-1-1 0 0,0 1 0 0 0,0 1 0 0 0,0-1 1 0 0,0 1-1 0 0,0 0 0 0 0,-1 0 0 0 0,1 1 1 0 0,0 0-1 0 0,5 2 0 0 0,-9-3-36 0 0,0 0 0 0 0,0 0 0 0 0,-1 0 0 0 0,1 0 0 0 0,0 1 0 0 0,-1-1 0 0 0,1 0 1 0 0,-1 1-1 0 0,1 0 0 0 0,-1-1 0 0 0,1 1 0 0 0,-1 0 0 0 0,0-1 0 0 0,0 1 0 0 0,0 0 0 0 0,0 0 0 0 0,0 0 0 0 0,-1 0 0 0 0,1 0 0 0 0,0 0 0 0 0,-1 0 0 0 0,0 0 0 0 0,1 0 1 0 0,-1 3-1 0 0,0-1 0 0 0,0 0 1 0 0,0 1-1 0 0,0-1 0 0 0,-1 0 1 0 0,0 0-1 0 0,0 0 1 0 0,0 0-1 0 0,0 0 1 0 0,-1 0-1 0 0,-3 7 1 0 0,-5 4 7 0 0,0-1 0 0 0,0-1 0 0 0,-2 0 0 0 0,0 0 1 0 0,0-1-1 0 0,-1-1 0 0 0,-25 18 0 0 0,15-14 22 0 0,0-1-1 0 0,0-1 1 0 0,-2-1-1 0 0,-28 10 1 0 0,14-12 477 0 0,36-9 1021 0 0,37-21-842 0 0,-17 13-773 0 0,0 0 1 0 0,24-5-1 0 0,19-8-651 0 0,-41 11 220 0 0,0 0 0 0 0,-1-1-1 0 0,0 0 1 0 0,25-21 0 0 0,-21 13-469 0 0</inkml:trace>
   <inkml:trace contextRef="#ctx0" brushRef="#br0" timeOffset="2396.3">726 33 0 0 0,'0'0'1163'0'0,"12"11"-1025"0"0,-7-8-139 0 0,1 0 0 0 0,-1 1 0 0 0,1-2 0 0 0,0 1 0 0 0,0-1 0 0 0,0 0 0 0 0,1 0 0 0 0,8 1 0 0 0,57 3-428 0 0,-39-4 172 0 0,-30-1 176 0 0,0-2-79 0 0,13-1 121 0 0</inkml:trace>
   <inkml:trace contextRef="#ctx0" brushRef="#br0" timeOffset="2804.86">932 41 0 0 0,'0'-38'1954'0'0,"0"35"-948"0"0,-2 5-998 0 0,-2 2-10 0 0,1 0 0 0 0,-1 0 1 0 0,1 1-1 0 0,-1-1 0 0 0,1 1 0 0 0,1 0 0 0 0,-1 0 0 0 0,1 0 1 0 0,0 0-1 0 0,0 1 0 0 0,0-1 0 0 0,-1 10 0 0 0,1-5-16 0 0,-32 124-166 0 0,28-110-47 0 0,2 0 1 0 0,0 0-1 0 0,1 0 1 0 0,2 27-1 0 0,0-49 220 0 0,1-1 0 0 0,0 1-1 0 0,0-1 1 0 0,-1 0 0 0 0,1 1-1 0 0,0-1 1 0 0,-1 1 0 0 0,1-1 0 0 0,-1 0-1 0 0,0 1 1 0 0,0-1 0 0 0,1 0-1 0 0,-1 0 1 0 0,0 0 0 0 0,0 1-1 0 0,0-1 1 0 0,0 0 0 0 0,0 0-1 0 0,0 0 1 0 0,-1-1 0 0 0,1 1-1 0 0,0 0 1 0 0,0 0 0 0 0,-1-1-1 0 0,1 1 1 0 0,0-1 0 0 0,-1 1 0 0 0,1-1-1 0 0,0 1 1 0 0,-1-1 0 0 0,1 0-1 0 0,-1 0 1 0 0,1 1 0 0 0,-1-1-1 0 0,1 0 1 0 0,-2-1 0 0 0,0 1 326 0 0,-6-6 905 0 0,26 8-1414 0 0,0 1 1 0 0,0 1-1 0 0,0 1 1 0 0,22 8-1 0 0,4 1-921 0 0,-39-13 818 0 0</inkml:trace>
   <inkml:trace contextRef="#ctx0" brushRef="#br0" timeOffset="3677.17">816 887 0 0 0,'13'1'257'0'0,"-1"-1"0"0"0,1 0 0 0 0,0-1-1 0 0,18-3 1 0 0,-27 3-229 0 0,1 0 1 0 0,0 0-1 0 0,0-1 0 0 0,-1 1 0 0 0,1-1 1 0 0,-1 0-1 0 0,0 0 0 0 0,1-1 0 0 0,-1 1 0 0 0,0-1 1 0 0,0 0-1 0 0,-1 0 0 0 0,1-1 0 0 0,4-4 0 0 0,-7 6-1 0 0,15-50 487 0 0,-9 28-95 0 0,-5 19-228 0 0,0 0 0 0 0,-1 1 0 0 0,1-1 0 0 0,-1 0 0 0 0,0-8 0 0 0,-1 10 578 0 0,-3-4-730 0 0,1 19-115 0 0,-17 103-70 0 0,16-101 128 0 0,-1 0 0 0 0,0 0-1 0 0,0 0 1 0 0,-2-1 0 0 0,-8 17-1 0 0,0 1-45 0 0,7-14-65 0 0,0 0 0 0 0,-1-1 0 0 0,0 0 0 0 0,-1 0 0 0 0,-1-1 0 0 0,-1 0 0 0 0,-23 25 0 0 0,32-39 13 0 0,2 0 103 0 0,-1-1 0 0 0,1 1-1 0 0,-1-1 1 0 0,1 1 0 0 0,-1-1 0 0 0,1 0-1 0 0,-1 1 1 0 0,0-1 0 0 0,1 0 0 0 0,-1 0-1 0 0,1 1 1 0 0,-1-1 0 0 0,0 0 0 0 0,1 0-1 0 0,-1 0 1 0 0,0 0 0 0 0,1 1 0 0 0,-1-1-1 0 0,0 0 1 0 0,1 0 0 0 0,-1-1 0 0 0,0 1-1 0 0,1 0 1 0 0,-1 0 0 0 0,1 0 0 0 0,-1 0-1 0 0,0 0 1 0 0,1-1 0 0 0,-1 1 0 0 0,0-1-1 0 0,-23-6-178 0 0,21 6 188 0 0,0-1 0 0 0,0 1 0 0 0,0-1 0 0 0,0 0 0 0 0,0 0 0 0 0,0 0 0 0 0,1-1 0 0 0,-1 1 0 0 0,1 0 0 0 0,0-1 0 0 0,0 0 0 0 0,0 1 1 0 0,0-1-1 0 0,0 0 0 0 0,0 0 0 0 0,-2-6 0 0 0,4 7 55 0 0,-1 1-34 0 0,1 1 0 0 0,-1-1 0 0 0,1 1 0 0 0,0-1 0 0 0,-1 0 1 0 0,1 1-1 0 0,0-1 0 0 0,0 1 0 0 0,0-1 0 0 0,-1 0 0 0 0,1 1 1 0 0,0-1-1 0 0,0 1 0 0 0,0-1 0 0 0,0 0 0 0 0,0 1 0 0 0,0-1 0 0 0,0 0 1 0 0,0 1-1 0 0,0-1 0 0 0,0 1 0 0 0,1-1 0 0 0,-1 0 0 0 0,0 1 0 0 0,0-1 1 0 0,1 1-1 0 0,-1-1 0 0 0,1 0 0 0 0,8-21 726 0 0,-1 16-573 0 0,-7 4-145 0 0,1 1 1 0 0,-1 0-1 0 0,1-1 0 0 0,0 1 1 0 0,-1 0-1 0 0,1 0 1 0 0,0 0-1 0 0,-1 0 1 0 0,1 0-1 0 0,3 0 0 0 0,49-3 112 0 0,24 6-200 0 0,-43 1-723 0 0,0-3 0 0 0,0 0 0 0 0,36-7 0 0 0,-44 3 35 0 0</inkml:trace>
@@ -5648,7 +5546,7 @@
   </inkml:definitions>
   <inkml:trace contextRef="#ctx0" brushRef="#br0">1 95 0 0 0,'0'0'777'0'0,"1"-36"2338"0"0,7 17-2864 0 0,-7 18-209 0 0,8-13 116 0 0,-6 11-154 0 0,1 0 1 0 0,0 0-1 0 0,-1 1 0 0 0,1 0 1 0 0,0 0-1 0 0,0 0 0 0 0,1 0 1 0 0,-1 1-1 0 0,0 0 1 0 0,0-1-1 0 0,1 2 0 0 0,4-2 1 0 0,10 2-7 0 0,-15 1 2 0 0,0-1-4 0 0,17 3-28 0 0,-20-3 28 0 0,0 0 0 0 0,0 0-1 0 0,0 1 1 0 0,0-1 0 0 0,0 0-1 0 0,0 0 1 0 0,0 0 0 0 0,0 1 0 0 0,0-1-1 0 0,0 1 1 0 0,0-1 0 0 0,0 1-1 0 0,0-1 1 0 0,0 1 0 0 0,-1-1 0 0 0,1 1-1 0 0,0 0 1 0 0,0-1 0 0 0,-1 1-1 0 0,1 0 1 0 0,0 0 0 0 0,-1-1 0 0 0,2 3-1 0 0,13 24-211 0 0,-11-9 155 0 0,-1 0 0 0 0,-2 0 0 0 0,1 1 0 0 0,-2-1 0 0 0,-1 0 0 0 0,0 1 0 0 0,-1-1 0 0 0,-1 0 0 0 0,-1 0 0 0 0,-8 26 0 0 0,6-26 127 0 0,4-14 79 0 0,4-11-63 0 0,-2 6 7 0 0,3-4-13 0 0,0 1 1 0 0,-1-1-1 0 0,1 1 0 0 0,-1-1 0 0 0,0 0 0 0 0,1-7 0 0 0,3-3-50 0 0,-2 7-21 0 0,2-1 0 0 0,-1 1-1 0 0,1 0 1 0 0,0 0-1 0 0,1 0 1 0 0,0 1 0 0 0,0 0-1 0 0,1 0 1 0 0,15-10-1 0 0,-5 6-54 0 0,-1 0 0 0 0,2 2 0 0 0,30-12-1 0 0,-43 19 21 0 0,1 0 0 0 0,0 1-1 0 0,0 0 1 0 0,0 0 0 0 0,0 1-1 0 0,1 0 1 0 0,-1 0 0 0 0,0 0-1 0 0,8 2 1 0 0,-13-1 25 0 0,0 0 0 0 0,0-1 1 0 0,0 1-1 0 0,0 0 0 0 0,0 0 1 0 0,-1 0-1 0 0,1 0 0 0 0,0 1 1 0 0,-1-1-1 0 0,1 0 0 0 0,-1 1 1 0 0,1-1-1 0 0,-1 1 0 0 0,0-1 1 0 0,1 1-1 0 0,-1 0 0 0 0,0-1 1 0 0,0 1-1 0 0,0 0 0 0 0,1 4 1 0 0,0-1-19 0 0,0 1 1 0 0,-1 0-1 0 0,1-1 1 0 0,-1 1-1 0 0,0 7 0 0 0,0 3 0 0 0,-1-1 0 0 0,-4 30 0 0 0,-1 7-130 0 0,2-13-622 0 0,3-37 400 0 0,4 8-1051 0 0</inkml:trace>
   <inkml:trace contextRef="#ctx0" brushRef="#br0" timeOffset="526.24">685 223 0 0 0,'0'0'732'0'0,"14"26"-535"0"0,-13-25-149 0 0,0-1-39 0 0,0 1 0 0 0,0 0 0 0 0,0-1 0 0 0,0 1 0 0 0,0-1 0 0 0,0 1 0 0 0,0-1-1 0 0,0 0 1 0 0,0 1 0 0 0,0-1 0 0 0,0 0 0 0 0,0 0 0 0 0,0 0 0 0 0,0 1 0 0 0,0-1 0 0 0,0 0-1 0 0,0 0 1 0 0,1-1 0 0 0,0 1 0 0 0,16 0 49 0 0,-14-1-36 0 0,0 1-3 0 0,0 0-14 0 0,-1 0-3 0 0,-1 0 0 0 0,1 0 0 0 0,-1 0 0 0 0,1-1-1 0 0,-1 1 1 0 0,1-1 0 0 0,-1 1 0 0 0,1-1 0 0 0,-1 0 0 0 0,0 0 0 0 0,1 0 0 0 0,-1 0 0 0 0,0 0 0 0 0,0-1 0 0 0,0 1 0 0 0,0-1 0 0 0,3-2 0 0 0,-4 3 17 0 0,1 0 1 0 0,-1-1 0 0 0,1 1-1 0 0,-1-1 1 0 0,0 1 0 0 0,0-1-1 0 0,0 0 1 0 0,0 1 0 0 0,0-1-1 0 0,0 0 1 0 0,0 0 0 0 0,-1 0-1 0 0,1 0 1 0 0,0 0 0 0 0,-1 1-1 0 0,0-1 1 0 0,1 0 0 0 0,-1 0-1 0 0,0 0 1 0 0,0-3 0 0 0,-1 3 311 0 0,-2-1-140 0 0,3 3-176 0 0,-1-1-1 0 0,1 0 0 0 0,-1 0 0 0 0,0 0 0 0 0,1 1 0 0 0,-1-1 0 0 0,0 0 1 0 0,0 1-1 0 0,1-1 0 0 0,-1 1 0 0 0,0-1 0 0 0,0 1 0 0 0,0-1 0 0 0,0 1 0 0 0,0 0 1 0 0,0-1-1 0 0,1 1 0 0 0,-1 0 0 0 0,-2-1 0 0 0,-4 3-7 0 0,1-1 0 0 0,-1 1-1 0 0,1 0 1 0 0,-1 1 0 0 0,1-1 0 0 0,0 1-1 0 0,0 1 1 0 0,0-1 0 0 0,0 1 0 0 0,0 0-1 0 0,1 0 1 0 0,0 1 0 0 0,0-1 0 0 0,0 1-1 0 0,0 0 1 0 0,-6 10 0 0 0,2-2 1 0 0,0 0 1 0 0,1 0 0 0 0,1 0-1 0 0,0 1 1 0 0,1 0 0 0 0,-7 27-1 0 0,12-38-12 0 0,0 0 0 0 0,0 0-1 0 0,0 0 1 0 0,1 0-1 0 0,-1 1 1 0 0,1-1-1 0 0,0 0 1 0 0,0 1-1 0 0,0-1 1 0 0,1 0 0 0 0,-1 0-1 0 0,1 1 1 0 0,-1-1-1 0 0,1 0 1 0 0,2 5-1 0 0,-1-6-8 0 0,0 0 0 0 0,0 0 0 0 0,0 0 0 0 0,0 0 0 0 0,0 0 0 0 0,0-1 0 0 0,0 1 0 0 0,0-1 0 0 0,1 1 0 0 0,-1-1 0 0 0,0 0 0 0 0,1 0 0 0 0,-1 0 0 0 0,1 0-1 0 0,0 0 1 0 0,-1-1 0 0 0,1 1 0 0 0,0-1 0 0 0,-1 0 0 0 0,1 0 0 0 0,4 0 0 0 0,4 1-112 0 0,1-1-1 0 0,-1 0 1 0 0,1-1 0 0 0,-1 0-1 0 0,0-1 1 0 0,1-1 0 0 0,-1 1-1 0 0,0-2 1 0 0,0 1-1 0 0,0-2 1 0 0,-1 1 0 0 0,15-10-1 0 0,-5 0-247 0 0</inkml:trace>
-  <inkml:trace contextRef="#ctx0" brushRef="#br0" timeOffset="1127.88">1130 143 0 0 0,'1'-10'2687'0'0,"-2"13"-2675"0"0,-1 0 0 0 0,1 0 0 0 0,-1 0 1 0 0,1 0-1 0 0,0 0 0 0 0,0 1 0 0 0,1-1 0 0 0,-1 0 1 0 0,1 0-1 0 0,-1 1 0 0 0,1 5 0 0 0,2 42-4 0 0,-2-44-12 0 0,0-3-26 0 0,1 1 0 0 0,-1-1 1 0 0,0 0-1 0 0,1 1 0 0 0,0-1 0 0 0,0 0 0 0 0,0 0 0 0 0,1 0 0 0 0,-1 1 1 0 0,1-1-1 0 0,0-1 0 0 0,0 1 0 0 0,6 7 0 0 0,-7-10-58 0 0,0 0 80 0 0,0 0 0 0 0,0-1 0 0 0,0 1 0 0 0,-1-1 0 0 0,1 1 0 0 0,0-1 0 0 0,0 1 0 0 0,0-1 0 0 0,0 0-1 0 0,0 1 1 0 0,0-1 0 0 0,0 0 0 0 0,0 0 0 0 0,0 0 0 0 0,0 0 0 0 0,0 0 0 0 0,0 0 0 0 0,0 0 0 0 0,0 0 0 0 0,0 0 0 0 0,0 0 0 0 0,0-1 0 0 0,0 1 0 0 0,2-1-1 0 0,27-7-97 0 0,-25 4 104 0 0,0 0 1 0 0,0-1-1 0 0,0 1 0 0 0,-1-1 1 0 0,0 0-1 0 0,0 0 0 0 0,0 0 1 0 0,-1-1-1 0 0,6-10 0 0 0,20-62 282 0 0,-7 21 776 0 0,-22 55-965 0 0,3-3 552 0 0,-6 17-505 0 0,1 3-151 0 0,-1-3-15 0 0,1 0-1 0 0,0 1 1 0 0,1-1-1 0 0,1 1 1 0 0,0-1-1 0 0,0 1 1 0 0,1-1 0 0 0,5 22-1 0 0,-5-33 3 0 0,11 9-74 0 0,-8-9 93 0 0,0 0 0 0 0,0-1 0 0 0,0 1 0 0 0,0-1 0 0 0,-1 0-1 0 0,1-1 1 0 0,0 1 0 0 0,0-1 0 0 0,0 1 0 0 0,0-1-1 0 0,0 0 1 0 0,-1 0 0 0 0,1-1 0 0 0,0 1 0 0 0,5-4 0 0 0,-4 1 9 0 0,0 0 1 0 0,0 1 0 0 0,-1-2-1 0 0,0 1 1 0 0,0 0 0 0 0,0-1 0 0 0,0 0-1 0 0,-1 0 1 0 0,5-7 0 0 0,0-4-80 0 0,-1-1 0 0 0,-1 1 0 0 0,0-2 0 0 0,-1 1 0 0 0,5-31 0 0 0,-10 47 49 0 0,1 0-1 0 0,-1 1 1 0 0,0-1 0 0 0,0 1 0 0 0,0-1 0 0 0,0 0 0 0 0,0 1 0 0 0,0-1 0 0 0,0 0-1 0 0,0 1 1 0 0,0-1 0 0 0,0 0 0 0 0,0 1 0 0 0,0-1 0 0 0,0 0 0 0 0,-1 1-1 0 0,1-1 1 0 0,0 1 0 0 0,0-1 0 0 0,-1 1 0 0 0,1-1 0 0 0,0 0 0 0 0,-1 1-1 0 0,1-1 1 0 0,-1 1 0 0 0,1-1 0 0 0,-1 1 0 0 0,1 0 0 0 0,-1-1 0 0 0,1 1-1 0 0,-1-1 1 0 0,1 1 0 0 0,-1 0 0 0 0,1-1 0 0 0,-1 1 0 0 0,0 0 0 0 0,1 0-1 0 0,-1 0 1 0 0,1-1 0 0 0,-1 1 0 0 0,-1 0 0 0 0,-23 3-972 0 0,24-2 890 0 0,-13 3-542 0 0</inkml:trace>
+  <inkml:trace contextRef="#ctx0" brushRef="#br0" timeOffset="1127.87">1130 143 0 0 0,'1'-10'2687'0'0,"-2"13"-2675"0"0,-1 0 0 0 0,1 0 0 0 0,-1 0 1 0 0,1 0-1 0 0,0 0 0 0 0,0 1 0 0 0,1-1 0 0 0,-1 0 1 0 0,1 0-1 0 0,-1 1 0 0 0,1 5 0 0 0,2 42-4 0 0,-2-44-12 0 0,0-3-26 0 0,1 1 0 0 0,-1-1 1 0 0,0 0-1 0 0,1 1 0 0 0,0-1 0 0 0,0 0 0 0 0,0 0 0 0 0,1 0 0 0 0,-1 1 1 0 0,1-1-1 0 0,0-1 0 0 0,0 1 0 0 0,6 7 0 0 0,-7-10-58 0 0,0 0 80 0 0,0 0 0 0 0,0-1 0 0 0,0 1 0 0 0,-1-1 0 0 0,1 1 0 0 0,0-1 0 0 0,0 1 0 0 0,0-1 0 0 0,0 0-1 0 0,0 1 1 0 0,0-1 0 0 0,0 0 0 0 0,0 0 0 0 0,0 0 0 0 0,0 0 0 0 0,0 0 0 0 0,0 0 0 0 0,0 0 0 0 0,0 0 0 0 0,0 0 0 0 0,0 0 0 0 0,0-1 0 0 0,0 1 0 0 0,2-1-1 0 0,27-7-97 0 0,-25 4 104 0 0,0 0 1 0 0,0-1-1 0 0,0 1 0 0 0,-1-1 1 0 0,0 0-1 0 0,0 0 0 0 0,0 0 1 0 0,-1-1-1 0 0,6-10 0 0 0,20-62 282 0 0,-7 21 776 0 0,-22 55-965 0 0,3-3 552 0 0,-6 17-505 0 0,1 3-151 0 0,-1-3-15 0 0,1 0-1 0 0,0 1 1 0 0,1-1-1 0 0,1 1 1 0 0,0-1-1 0 0,0 1 1 0 0,1-1 0 0 0,5 22-1 0 0,-5-33 3 0 0,11 9-74 0 0,-8-9 93 0 0,0 0 0 0 0,0-1 0 0 0,0 1 0 0 0,0-1 0 0 0,-1 0-1 0 0,1-1 1 0 0,0 1 0 0 0,0-1 0 0 0,0 1 0 0 0,0-1-1 0 0,0 0 1 0 0,-1 0 0 0 0,1-1 0 0 0,0 1 0 0 0,5-4 0 0 0,-4 1 9 0 0,0 0 1 0 0,0 1 0 0 0,-1-2-1 0 0,0 1 1 0 0,0 0 0 0 0,0-1 0 0 0,0 0-1 0 0,-1 0 1 0 0,5-7 0 0 0,0-4-80 0 0,-1-1 0 0 0,-1 1 0 0 0,0-2 0 0 0,-1 1 0 0 0,5-31 0 0 0,-10 47 49 0 0,1 0-1 0 0,-1 1 1 0 0,0-1 0 0 0,0 1 0 0 0,0-1 0 0 0,0 0 0 0 0,0 1 0 0 0,0-1 0 0 0,0 0-1 0 0,0 1 1 0 0,0-1 0 0 0,0 0 0 0 0,0 1 0 0 0,0-1 0 0 0,0 0 0 0 0,-1 1-1 0 0,1-1 1 0 0,0 1 0 0 0,0-1 0 0 0,-1 1 0 0 0,1-1 0 0 0,0 0 0 0 0,-1 1-1 0 0,1-1 1 0 0,-1 1 0 0 0,1-1 0 0 0,-1 1 0 0 0,1 0 0 0 0,-1-1 0 0 0,1 1-1 0 0,-1-1 1 0 0,1 1 0 0 0,-1 0 0 0 0,1-1 0 0 0,-1 1 0 0 0,0 0 0 0 0,1 0-1 0 0,-1 0 1 0 0,1-1 0 0 0,-1 1 0 0 0,-1 0 0 0 0,-23 3-972 0 0,24-2 890 0 0,-13 3-542 0 0</inkml:trace>
 </inkml:ink>
 </file>
 
